--- a/bestapply/products/immigrant-job-search-system/chapters/03-the-12-month-ai-window.fa.docx
+++ b/bestapply/products/immigrant-job-search-system/chapters/03-the-12-month-ai-window.fa.docx
@@ -149,33 +149,7 @@
         <w:rPr>
           <w:rtl/>
         </w:rPr>
-        <w:t xml:space="preserve">هدف اینه که این پنجره رو</w:t>
-      </w:r>
-      <w:r>
-        <w:rPr>
-          <w:rtl/>
-        </w:rPr>
-        <w:t xml:space="preserve"> </w:t>
-      </w:r>
-      <w:r>
-        <w:rPr>
-          <w:rtl/>
-          <w:iCs/>
-          <w:i/>
-        </w:rPr>
-        <w:t xml:space="preserve">اسمش رو بذاریم</w:t>
-      </w:r>
-      <w:r>
-        <w:rPr>
-          <w:rtl/>
-        </w:rPr>
-        <w:t xml:space="preserve"> </w:t>
-      </w:r>
-      <w:r>
-        <w:rPr>
-          <w:rtl/>
-        </w:rPr>
-        <w:t xml:space="preserve">تا ازش استفاده کنی.</w:t>
+        <w:t xml:space="preserve">هدف اینه که این پنجره رو بشناسی تا ازش استفاده کنی.</w:t>
       </w:r>
     </w:p>
     <w:p>
@@ -523,19 +497,19 @@
         <w:rPr>
           <w:rtl/>
         </w:rPr>
-        <w:t xml:space="preserve">recruiter پیام‌هایی که برات می‌فرسته رو با یه AI assistant می‌نویسه. ایمیلی که می‌گیری حس شخصی‌سازی می‌ده. اکثراً نیست.</w:t>
-      </w:r>
-    </w:p>
-    <w:p>
-      <w:pPr>
-        <w:bidi/>
-        <w:jc w:val="right"/>
-      </w:pPr>
-      <w:r>
-        <w:rPr>
-          <w:rtl/>
-        </w:rPr>
-        <w:t xml:space="preserve">هیچ‌کدوم از این‌ها بدخواهانه نیست. همه‌ش سرعته. یه tech recruiter توی گوگل ممکنه هم‌زمان روی ۱۵ تا ۲۵ نقش sourcing</w:t>
+        <w:t xml:space="preserve">recruiter پیام‌هایی که برات می‌فرسته رو با یه AI assistant می‌نویسه. ایمیلی که می‌گیری حس شخصی‌سازی می‌ده. ولی اکثراً اینطور نیست.</w:t>
+      </w:r>
+    </w:p>
+    <w:p>
+      <w:pPr>
+        <w:bidi/>
+        <w:jc w:val="right"/>
+      </w:pPr>
+      <w:r>
+        <w:rPr>
+          <w:rtl/>
+        </w:rPr>
+        <w:t xml:space="preserve">هیچ‌کدوم از این‌ها بدخواهانه نیست. همه‌ش سرعته. یه tech recruiter توی گوگل ممکنه هم‌زمان روی ۱۵ تا ۲۵ نقش، sourcing</w:t>
       </w:r>
       <w:r>
         <w:rPr>
@@ -659,7 +633,7 @@
         <w:rPr>
           <w:rtl/>
         </w:rPr>
-        <w:t xml:space="preserve">توی ۱۲ تا ۱۸ ماه دیگه، generative resume rewriting روی هر job board ساخته می‌شه. هر متقاضی توی سابمیت یه ۹۰٪ keyword match تولید می‌کنه. اون موقع، مزیت ۲۰ دقیقه‌ای صاف می‌شه چون همه دارن.</w:t>
+        <w:t xml:space="preserve">توی ۱۲ تا ۱۸ ماه آینده، generative resume rewriting روی هر job board ساخته می‌شه. هر متقاضی توی سابمیت یه ۹۰٪ keyword match تولید می‌کنه. اون موقع، مزیت ۲۰ دقیقه‌ای صاف می‌شه چون همه دارن.</w:t>
       </w:r>
       <w:r>
         <w:rPr>
@@ -827,7 +801,7 @@
         <w:rPr>
           <w:rtl/>
         </w:rPr>
-        <w:t xml:space="preserve">داری، و خط اول cover letter رو بر همون اساس تنظیم می‌کنی. اون یه دقیقه، بیشتر از هر دقیقهٔ دیگه‌ای نرخ پاسخت رو عوض می‌کنه. همون دقیقه‌ایه که recruiter نمی‌تونه صرفِ تو بکنه. تو داری برای ۱۵ ثانیه توجه اون در برابر ۲۵۰ کاندید دیگه رقابت می‌کنی؛ ۱۵ دقیقه‌ای که صرف</w:t>
+        <w:t xml:space="preserve">داری، و خط اول cover letter رو بر همون اساس تنظیم می‌کنی. اون یه دقیقه، بیشتر از هر دقیقهٔ دیگه‌ای نرخ پاسخت رو عوض می‌کنه. همون دقیقه‌ایه که recruiter نمی‌تونه صرفِ تو بکنه. تو داری برای ۱۵ ثانیه توجه اون، در برابر ۲۵۰ کاندید دیگه، رقابت می‌کنی؛ ۱۵ دقیقه‌ای که صرف</w:t>
       </w:r>
       <w:r>
         <w:rPr>
@@ -853,7 +827,7 @@
         <w:rPr>
           <w:rtl/>
         </w:rPr>
-        <w:t xml:space="preserve">کردی، توی همون پنجرهٔ ۱۵ ثانیه‌ای خودشو نشون می‌ده.</w:t>
+        <w:t xml:space="preserve">کردی، توی همون پنجرهٔ ۱۵ ثانیه‌ای، خودشو نشون می‌ده.</w:t>
       </w:r>
     </w:p>
     <w:p>
